--- a/contents/battle-workbook/web-vuln-w10.docx
+++ b/contents/battle-workbook/web-vuln-w10.docx
@@ -308,7 +308,7 @@
           <w:rFonts w:ascii="Consolas" w:hAnsi="Consolas"/>
           <w:sz w:val="19"/>
         </w:rPr>
-        <w:t>curl -s -A "wv10r1-kim" -H "Host: dvwa.6v6.lab" --data "user=admin&amp;pass=secret&amp;wv10r1-kim=1" "http://192.168.0.161/login"</w:t>
+        <w:t>curl -s -A "wv10r1-kim" -H "Host: dvwa.el34.lab" --data "user=admin&amp;pass=secret&amp;wv10r1-kim=1" "http://192.168.0.161/login"</w:t>
       </w:r>
     </w:p>
     <w:p>
